--- a/docs/downloads/البشير-بالخلاص-في-المسيح-1864/doc_0631.docx
+++ b/docs/downloads/البشير-بالخلاص-في-المسيح-1864/doc_0631.docx
@@ -6,408 +6,42 @@
       <w:pPr>
         <w:rPr>
           <w:rtl/>
-        </w:rPr>
-      </w:pPr>
-      <w:hyperlink r:id="rId4" w:history="1">
-        <w:r>
-          <w:rPr>
-            <w:rStyle w:val="Hyperlink"/>
-            <w:rFonts w:hint="cs"/>
-            <w:rtl/>
-          </w:rPr>
-          <w:t>غسل الأرجل</w:t>
-        </w:r>
-      </w:hyperlink>
+          <w:lang w:bidi="ar-LB"/>
+        </w:rPr>
+      </w:pPr>
+      <w:r>
+        <w:rPr>
+          <w:rtl/>
+          <w:lang w:bidi="ar-LB"/>
+        </w:rPr>
+        <w:t>تأملات حول الذبائح</w:t>
+      </w:r>
     </w:p>
     <w:p>
       <w:pPr>
-        <w:rPr>
-          <w:rtl/>
-        </w:rPr>
-      </w:pPr>
-      <w:r>
-        <w:rPr>
-          <w:rFonts w:hint="cs"/>
-          <w:rtl/>
-        </w:rPr>
-        <w:t>البشير بالخلاص في المسيح عام 1864</w:t>
+        <w:bidi w:val="0"/>
+        <w:rPr>
+          <w:rtl/>
+          <w:lang w:bidi="ar-LB"/>
+        </w:rPr>
+      </w:pPr>
+      <w:r>
+        <w:rPr>
+          <w:rFonts w:hint="cs"/>
+          <w:rtl/>
+          <w:lang w:bidi="ar-LB"/>
+        </w:rPr>
+        <w:t>البشير بالخلاص في المسيح يسوع 1864</w:t>
       </w:r>
     </w:p>
     <w:p>
       <w:pPr>
         <w:rPr>
           <w:rtl/>
-        </w:rPr>
-      </w:pPr>
-      <w:r>
-        <w:rPr>
-          <w:rFonts w:hint="cs"/>
-          <w:rtl/>
-        </w:rPr>
-        <w:t>كما في كل معاملات الرب هكذا يعكس غسل الأرجل بمحبته علينا أطهر نور له.</w:t>
-      </w:r>
-      <w:r>
-        <w:rPr>
-          <w:rFonts w:hint="cs"/>
-          <w:rtl/>
-        </w:rPr>
-        <w:t xml:space="preserve"> لا تصوره الواضح بكل الآلام والمتاعب التي كانت تنتظره ولا شعوره بمرار الموت منعته عن أن "يثبت وجهه لينطلق إلى أورشليم" صحيح أن أذنه سمعت صخب ضجيج المياه العميقة، وخرجت من أعماق نفسه الصرخة المليئة بالرعب: "</w:t>
-      </w:r>
-      <w:r>
-        <w:rPr>
-          <w:rtl/>
-        </w:rPr>
-        <w:t xml:space="preserve"> خَلِّصْنِي يَا اَللهُ، لأَنَّ الْمِيَاهَ قَدْ دَخَلَتْ إِلَى نَفْسِي.  2غَرِقْتُ فِي حَمْأَةٍ عَمِيقَةٍ، وَلَيْسَ مَقَرٌّ. دَخَلْتُ إِلَى أَعْمَاقِ الْمِيَاهِ، وَالسَّيْلُ غَمَرَنِي.  3تَعِبْتُ مِنْ صُرَاخِي. يَبِسَ حَلْقِي. كَلَّتْ عَيْنَايَ مِنِ انْتِظَارِ إِلهِي.</w:t>
-      </w:r>
-      <w:r>
-        <w:rPr>
-          <w:rFonts w:hint="cs"/>
-          <w:rtl/>
-        </w:rPr>
-        <w:t xml:space="preserve">" (مزمور 69: 1 </w:t>
-      </w:r>
-      <w:r>
-        <w:rPr>
-          <w:rtl/>
-        </w:rPr>
-        <w:t>–</w:t>
-      </w:r>
-      <w:r>
-        <w:rPr>
-          <w:rFonts w:hint="cs"/>
-          <w:rtl/>
-        </w:rPr>
-        <w:t xml:space="preserve"> 3). لكن لا شيء كان باستطاعته أن يحد من فيض نهر محبته؛ فلقد طمت فوق لجج المياه العميقة؛ لأنه باختياره قبِل من يد الآب كأس الغضب وهوى في تيارات الموت، </w:t>
-      </w:r>
-      <w:r>
-        <w:rPr>
-          <w:rFonts w:hint="cs"/>
-          <w:rtl/>
-        </w:rPr>
-        <w:t>ليبعث بالحياة في خاصته وليعرّضهم لمحبة إلهية.</w:t>
-      </w:r>
-    </w:p>
-    <w:p>
-      <w:pPr>
-        <w:rPr>
-          <w:rtl/>
-        </w:rPr>
-      </w:pPr>
-      <w:r>
-        <w:rPr>
-          <w:rFonts w:hint="cs"/>
-          <w:rtl/>
-        </w:rPr>
-        <w:t>لكن في الإصحاح الذي أمامنا نحن نجد هذه المحبة في صورة مميزة جدًا أمام عيوننا. بينما ابتدأت الخطية بأن تتخذ في خيانة يهوذا الاسخريوطي أبشع صورة لها، وبينما نظر الرب الساعة تقترب التي كان عليه أن يمضي فيها كنتيجة لهذه الخيانة، إلى الآب، تطوّر هنا مشهدٌ يجعلنا ندرك بوضوح، بأن محبته، التي أظهرت دون شك كل جمالها على الصليب، لم يكن باستطاعتها أن تتوقف في سيرها وهي تجتاز الموت. إنها لم تنضب. نهرها المتدفق فاض وطما القبر والموت؛ لأنه "</w:t>
-      </w:r>
-      <w:r>
-        <w:rPr>
-          <w:rtl/>
-        </w:rPr>
-        <w:t>إِذْ كَانَ قَدْ أَحَبَّ خَاصَّتَهُ الَّذِينَ فِي الْعَالَمِ، أَحَبَّهُمْ إِلَى الْمُنْتَهَى.</w:t>
-      </w:r>
-      <w:r>
-        <w:rPr>
-          <w:rFonts w:hint="cs"/>
-          <w:rtl/>
-        </w:rPr>
-        <w:t>" (عدد 1).</w:t>
-      </w:r>
-    </w:p>
-    <w:p>
-      <w:pPr>
-        <w:rPr>
-          <w:rtl/>
-        </w:rPr>
-      </w:pPr>
-      <w:r>
-        <w:rPr>
-          <w:rFonts w:hint="cs"/>
-          <w:rtl/>
-        </w:rPr>
-        <w:t xml:space="preserve">لقد اقتربت ظلمة الساعة الرهيبة </w:t>
-      </w:r>
-      <w:r>
-        <w:rPr>
-          <w:rtl/>
-        </w:rPr>
-        <w:t>–</w:t>
-      </w:r>
-      <w:r>
-        <w:rPr>
-          <w:rFonts w:hint="cs"/>
-          <w:rtl/>
-        </w:rPr>
-        <w:t xml:space="preserve"> تلك الساعة التي وصل فيها شر الإنسان إلى أعلى مستوى؛ ومن جديد جمع الرب المودّع خاصته، ليأكل معهم الفصح قبل آلامه. إن أهوال الموت التي في قلبه لا بد وأن أفسحت المجال للشعور بأرق الاهتمام. لحظات وجوده هناك كانت معدودة؛ لكن لا زال راعي الخراف لم يُضرَب بعد، ولم يؤخذ العريس بعد. بمحبة معتنية كما في بيت الآب كان جالسًا في دائرة عائلته عند العشاء؛ ومن دون أي ذِكر لبطرس الذي أنكره، ولا ذِكر للتلاميذ الهاربين، ولا أخيرًا أي ذِكر للخائن ولا للعواقب الرهيبة من هذه الخيانة </w:t>
-      </w:r>
-      <w:r>
-        <w:rPr>
-          <w:rtl/>
-        </w:rPr>
-        <w:t>–</w:t>
-      </w:r>
-      <w:r>
-        <w:rPr>
-          <w:rFonts w:hint="cs"/>
-          <w:rtl/>
-        </w:rPr>
-        <w:t xml:space="preserve"> لا شيء أزعج الفرح في تلك اللحظات الاحتفالية في هذه الشركة الحلوة بين الرب وتلاميذه، إلى أن حانت ساعة الظلمة وأُفرغت </w:t>
-      </w:r>
-      <w:r>
-        <w:rPr>
-          <w:rFonts w:hint="cs"/>
-          <w:rtl/>
-        </w:rPr>
-        <w:t>كأس الغضب، إلى أن وضع الإنسان يده الشريرة على شخص الرب القدوس وكشف عن رفضه دون أي سابق إنذار، وإلى أخيرًا أن أصبح الدم المسفوك لقربان الحمل الحقيقي بحسب مشورات الله مصدر طُهرٍ لا يُقهر، مطهرًا من كل خطية.</w:t>
-      </w:r>
-    </w:p>
-    <w:p>
-      <w:pPr>
-        <w:rPr>
-          <w:rtl/>
-        </w:rPr>
-      </w:pPr>
-      <w:r>
-        <w:rPr>
-          <w:rFonts w:hint="cs"/>
-          <w:rtl/>
-        </w:rPr>
-        <w:t xml:space="preserve">أما الآن فقد حلّت لحظة جديدة. عمل الفداء قد كمُل؛ ومن اللحظة التي "انتقل فيها يسوع إلى الآب"، أخذت محبته مسارًا جديدًا. كما كان قد فعل عند صعوده إلى السماء، هكذا ترك كمثال (عدد 4) مكانه وسط التلاميذ. ففي يقينه بأن الآب سلّمه في يده كل شيء، وبأنه من عند الله خرج </w:t>
-      </w:r>
-      <w:r>
-        <w:rPr>
-          <w:rFonts w:hint="cs"/>
-          <w:rtl/>
-        </w:rPr>
-        <w:t>وإلى الله يمضي، "ق</w:t>
-      </w:r>
-      <w:r>
-        <w:rPr>
-          <w:rtl/>
-        </w:rPr>
-        <w:t>امَ عَنِ الْعَشَاءِ، وَخَلَعَ ثِيَابَهُ، وَأَخَذَ مِنْشَفَةً وَاتَّزَرَ بِهَا،  5 ثُمَّ صَبَّ مَاءً فِي مِغْسَل، وَابْتَدَأَ يَغْسِلُ أَرْجُلَ التَّلاَمِيذِ وَيَمْسَحُهَا بِالْمِنْشَفَةِ الَّتِي كَانَ مُتَّزِرًا بِهَا.</w:t>
-      </w:r>
-      <w:r>
-        <w:rPr>
-          <w:rFonts w:hint="cs"/>
-          <w:rtl/>
-        </w:rPr>
-        <w:t xml:space="preserve">" (عدد 4 </w:t>
-      </w:r>
-      <w:r>
-        <w:rPr>
-          <w:rtl/>
-        </w:rPr>
-        <w:t>–</w:t>
-      </w:r>
-      <w:r>
-        <w:rPr>
-          <w:rFonts w:hint="cs"/>
-          <w:rtl/>
-        </w:rPr>
-        <w:t xml:space="preserve"> 5). من لحظة قيام الرب من مكانه، كان عمل الفداء كمثال حقيقة واقعية متممة؛ فلقد ابتدأ مركز جديد، ومحبته دفعته في خدمة من نوع جديد. وهذه الخدمة هي غسل الأرجل </w:t>
-      </w:r>
-      <w:r>
-        <w:rPr>
-          <w:rtl/>
-        </w:rPr>
-        <w:t>–</w:t>
-      </w:r>
-      <w:r>
-        <w:rPr>
-          <w:rFonts w:hint="cs"/>
-          <w:rtl/>
-        </w:rPr>
-        <w:t xml:space="preserve"> وهو عمل، يتكرر بصورة مستمرة ولأجل هذا فإنه جزء من الحاضر والمستقبل. إنه لن يذهب ثانية للموت من أجلنا؛ لكنه باستمرار يغسل أرجلنا، من بعد موته، وقيامته وتمجيده عن يمين الآب.</w:t>
-      </w:r>
-    </w:p>
-    <w:p>
-      <w:pPr>
-        <w:rPr>
-          <w:rtl/>
-          <w:lang w:bidi="ar-LB"/>
-        </w:rPr>
-      </w:pPr>
-      <w:r>
-        <w:rPr>
-          <w:rFonts w:hint="cs"/>
-          <w:rtl/>
-        </w:rPr>
-        <w:t xml:space="preserve">نعم، هو يغسل أرجلنا. يا للمحبة التي تستحق السجود! إننا نراه، ابن الله، إياه، الذي به وله كل الأشياء، إياه، </w:t>
-      </w:r>
-      <w:r>
-        <w:rPr>
-          <w:rtl/>
-        </w:rPr>
-        <w:t>بَهَاءُ مَجْدِ</w:t>
-      </w:r>
-      <w:r>
-        <w:rPr>
-          <w:rFonts w:hint="cs"/>
-          <w:rtl/>
-        </w:rPr>
-        <w:t xml:space="preserve"> الله</w:t>
-      </w:r>
-      <w:r>
-        <w:rPr>
-          <w:rtl/>
-        </w:rPr>
-        <w:t>، وَرَسْمُ جَوْهَرِهِ</w:t>
-      </w:r>
-      <w:r>
-        <w:rPr>
-          <w:rFonts w:hint="cs"/>
-          <w:rtl/>
-        </w:rPr>
-        <w:t>...</w:t>
-      </w:r>
-      <w:r>
-        <w:rPr>
-          <w:rtl/>
-        </w:rPr>
-        <w:t xml:space="preserve"> بَعْدَ مَا صَنَعَ بِنَفْسِهِ تَطْهِيرًا لِخَطَايَانَا، جَلَسَ فِي يَمِينِ الْعَظَمَةِ فِي الأَعَالِي</w:t>
-      </w:r>
-      <w:r>
-        <w:rPr>
-          <w:rFonts w:hint="cs"/>
-          <w:rtl/>
-        </w:rPr>
-        <w:t xml:space="preserve">- </w:t>
-      </w:r>
-      <w:r>
-        <w:rPr>
-          <w:rFonts w:hint="cs"/>
-          <w:rtl/>
-        </w:rPr>
-        <w:t xml:space="preserve">نراه في مركز الخادم ولباس الخادم. أحقاؤه ممنطقة؛ وفي يده يحمل المرحضة، ليطهّر أقدام خاصته المتسخة من كل بقعة. </w:t>
-      </w:r>
-      <w:r>
-        <w:rPr>
-          <w:rFonts w:hint="cs"/>
-          <w:rtl/>
-        </w:rPr>
-        <w:t>فبالفعل إن كرامة ومجد مَن نراه عاملاً يمثل هذه المحبة المتنازلة، يعلّي من قيمة وجمال هذا التعامل. أية مكانة من الممكن أن تكون أسمى وأرفع من المكانة التي تركها يسوع لسد احتياجنا؛ وماذا قد يكون أقل اتضاعًا من قدم المتجوّل المطلية بأتربة الطريق؟ ولكن هذا هو فخر ربنا الحبيب في أن يملأ بمحبته</w:t>
-      </w:r>
-      <w:r>
-        <w:rPr>
-          <w:rFonts w:hint="cs"/>
-          <w:rtl/>
-        </w:rPr>
-        <w:t xml:space="preserve"> كل الفراغ، الهوة الكبيرة بين فوق وأسفل</w:t>
-      </w:r>
-      <w:r>
-        <w:rPr>
-          <w:rFonts w:hint="cs"/>
-          <w:rtl/>
-        </w:rPr>
-        <w:t>، لأنه في أن إحدى يديه</w:t>
-      </w:r>
-      <w:r>
-        <w:rPr>
-          <w:rFonts w:hint="cs"/>
-          <w:rtl/>
-          <w:lang w:bidi="ar-LB"/>
-        </w:rPr>
-        <w:t xml:space="preserve"> موضوعة على عرش الله ويده الأخرى مشغولة بأقدام قديسيه فشخصه يشكل الرابطة الغامضة ما بين هذا العرش الرفيع والأقدام السالكة في المكان الوضيع.</w:t>
-      </w:r>
-    </w:p>
-    <w:p>
-      <w:pPr>
-        <w:rPr>
-          <w:rFonts w:hint="cs"/>
-          <w:rtl/>
-          <w:lang w:bidi="ar-LB"/>
-        </w:rPr>
-      </w:pPr>
-      <w:r>
-        <w:rPr>
-          <w:rFonts w:hint="cs"/>
-          <w:rtl/>
-          <w:lang w:bidi="ar-LB"/>
-        </w:rPr>
-        <w:t xml:space="preserve">إننا نحتاج لتطهير كامل </w:t>
-      </w:r>
-      <w:r>
-        <w:rPr>
-          <w:rtl/>
-          <w:lang w:bidi="ar-LB"/>
-        </w:rPr>
-        <w:t>–</w:t>
-      </w:r>
-      <w:r>
-        <w:rPr>
-          <w:rFonts w:hint="cs"/>
-          <w:rtl/>
-          <w:lang w:bidi="ar-LB"/>
-        </w:rPr>
-        <w:t xml:space="preserve"> لتطهير يليق تمامًا بمحضر الله؛ ومبارك هو الرب في أنه في عواطفه نحونا لا يطرأ أي تغيير، أي تحوّل، وبأنه الذي نقل الآب كل شيء</w:t>
-      </w:r>
-      <w:r>
-        <w:rPr>
-          <w:rtl/>
-        </w:rPr>
-        <w:t xml:space="preserve"> </w:t>
-      </w:r>
-      <w:r>
-        <w:rPr>
-          <w:rtl/>
-          <w:lang w:bidi="ar-LB"/>
-        </w:rPr>
-        <w:t>ليديه</w:t>
-      </w:r>
-      <w:r>
-        <w:rPr>
-          <w:rFonts w:hint="cs"/>
-          <w:rtl/>
-          <w:lang w:bidi="ar-LB"/>
-        </w:rPr>
-        <w:t xml:space="preserve">، لا ينقطع عن عمل عنايته المُحِبة إلى الأبد. إن كان في اتضاعه، وإن كان في مجده </w:t>
-      </w:r>
-      <w:r>
-        <w:rPr>
-          <w:rtl/>
-          <w:lang w:bidi="ar-LB"/>
-        </w:rPr>
-        <w:t>–</w:t>
-      </w:r>
-      <w:r>
-        <w:rPr>
-          <w:rFonts w:hint="cs"/>
-          <w:rtl/>
-          <w:lang w:bidi="ar-LB"/>
-        </w:rPr>
-        <w:t xml:space="preserve"> فلقد كان دائمًا وأبدًا وسط خاصته "كالخادم". ففي كل جزء من مجرى حياتنا الباطنية</w:t>
-      </w:r>
-      <w:r>
-        <w:rPr>
-          <w:rFonts w:hint="cs"/>
-          <w:rtl/>
-          <w:lang w:bidi="ar-LB"/>
-        </w:rPr>
-        <w:t xml:space="preserve"> هو سدّ احتياجاتنا تمامًا. فهو تقابل معنا بداية بمحبة راحمة، حينما ونحن منحنين تحت ثقل ذنوب خطايانا الساحقة، وجدنا في دمه الزكي غفرانًا، بِرًا، حياة وسلامًا؛ وقد ابتُلعت خطايانا إلى الأبد بكل عواقبها الرهيبة بلجج النعمة الإلهية المتعالية. فقيامة الرب وذهابه إلى الآب هو برهان قوي بأن دمه وصل إلى الأقداس، وبأن خطايانا قد تم محوها إلى الأبد من أمام وجه الله. هنا لا يتطلب الأمر أي غُسل آخر؛ فالدم المسفوك مطهر إلى التمام؛ "</w:t>
-      </w:r>
-      <w:r>
-        <w:rPr>
-          <w:rtl/>
-        </w:rPr>
-        <w:t xml:space="preserve"> </w:t>
-      </w:r>
-      <w:r>
-        <w:rPr>
-          <w:rtl/>
-          <w:lang w:bidi="ar-LB"/>
-        </w:rPr>
-        <w:t>أَنَّهُ بِقُرْبَانٍ وَاحِدٍ قَدْ أَكْمَلَ إِلَى الأَبَدِ الْمُقَدَّسِينَ.</w:t>
-      </w:r>
-      <w:r>
-        <w:rPr>
-          <w:rFonts w:hint="cs"/>
-          <w:rtl/>
-          <w:lang w:bidi="ar-LB"/>
-        </w:rPr>
-        <w:t>" (</w:t>
-      </w:r>
-      <w:hyperlink r:id="rId5" w:anchor=":~:text=Petrus%20weicht%20zur%C3%BCck%20bei%20dem%20Gedanken" w:history="1">
+          <w:lang w:bidi="ar-LB"/>
+        </w:rPr>
+      </w:pPr>
+      <w:hyperlink r:id="rId8" w:history="1">
         <w:r>
           <w:rPr>
             <w:rStyle w:val="Hyperlink"/>
@@ -415,28 +49,653 @@
             <w:rtl/>
             <w:lang w:bidi="ar-LB"/>
           </w:rPr>
-          <w:t>عبرانيين</w:t>
+          <w:t>جزء 1/ 6</w:t>
         </w:r>
       </w:hyperlink>
-      <w:r>
-        <w:rPr>
-          <w:rFonts w:hint="cs"/>
-          <w:rtl/>
-          <w:lang w:bidi="ar-LB"/>
-        </w:rPr>
-        <w:t xml:space="preserve"> 10: 14).</w:t>
+    </w:p>
+    <w:p>
+      <w:pPr>
+        <w:rPr>
+          <w:rtl/>
+          <w:lang w:bidi="ar-LB"/>
+        </w:rPr>
+      </w:pPr>
+      <w:r>
+        <w:rPr>
+          <w:rFonts w:hint="cs"/>
+          <w:rtl/>
+          <w:lang w:bidi="ar-LB"/>
+        </w:rPr>
+        <w:t>في شخص وعمل ربنا يسوع المسيح موضوع ملء لا ينتهي يسد احتياج كل إنسان تمامًا، إن كان الخاطئ وأيضًا الساجد. فكرامة شخصه التي لا توصف تمنح لعمله قيمة أبدية.</w:t>
+      </w:r>
+    </w:p>
+    <w:p>
+      <w:pPr>
+        <w:rPr>
+          <w:rtl/>
+          <w:lang w:bidi="ar-LB"/>
+        </w:rPr>
+      </w:pPr>
+      <w:r>
+        <w:rPr>
+          <w:rFonts w:hint="cs"/>
+          <w:rtl/>
+          <w:lang w:bidi="ar-LB"/>
+        </w:rPr>
+        <w:t xml:space="preserve">في سفر التكوين لنا "وسيلة خلاص الله لفساد الإنسان"، في النسل الموعود، في فُلك الخلاص وفي </w:t>
+      </w:r>
+      <w:proofErr w:type="spellStart"/>
+      <w:r>
+        <w:rPr>
+          <w:rFonts w:hint="cs"/>
+          <w:rtl/>
+          <w:lang w:bidi="ar-LB"/>
+        </w:rPr>
+        <w:t>إظهارات</w:t>
+      </w:r>
+      <w:proofErr w:type="spellEnd"/>
+      <w:r>
+        <w:rPr>
+          <w:rFonts w:hint="cs"/>
+          <w:rtl/>
+          <w:lang w:bidi="ar-LB"/>
+        </w:rPr>
+        <w:t xml:space="preserve"> النعمة الإلهية الوفيرة للإنسان الساقط والخاطئ. هناك لدينا البرعم الذي في يوم ما سيملأ بلمعانه الكامل </w:t>
+      </w:r>
+      <w:proofErr w:type="spellStart"/>
+      <w:r>
+        <w:rPr>
+          <w:rFonts w:hint="cs"/>
+          <w:rtl/>
+          <w:lang w:bidi="ar-LB"/>
+        </w:rPr>
+        <w:t>الإزدهار</w:t>
+      </w:r>
+      <w:proofErr w:type="spellEnd"/>
+      <w:r>
+        <w:rPr>
+          <w:rFonts w:hint="cs"/>
+          <w:rtl/>
+          <w:lang w:bidi="ar-LB"/>
+        </w:rPr>
+        <w:t xml:space="preserve"> وبطيب رائحته السماء والأرض بالفرحة والبهجة.</w:t>
+      </w:r>
+    </w:p>
+    <w:p>
+      <w:pPr>
+        <w:rPr>
+          <w:rtl/>
+          <w:lang w:bidi="ar-LB"/>
+        </w:rPr>
+      </w:pPr>
+      <w:r>
+        <w:rPr>
+          <w:rFonts w:hint="cs"/>
+          <w:rtl/>
+          <w:lang w:bidi="ar-LB"/>
+        </w:rPr>
+        <w:t>في سفر الخروج لدينا "رد الله على سؤال الإنسان". هناك الإنسان لي</w:t>
+      </w:r>
+      <w:r>
+        <w:rPr>
+          <w:rFonts w:hint="cs"/>
+          <w:rtl/>
+          <w:lang w:bidi="ar-LB"/>
+        </w:rPr>
+        <w:t>س فقط أنه خارج عدن، وإما قد وقع بين أيدي عدو جافي وعنيف. إنه الجسد الذي للعالم. فكيف سينجو من عبودية فرعون من ملابن مصر الملتهبة بالنار؟ كيف من الممكن أن يُنقَذ، يُبرّر، ويؤتى به إلى أرض الموعد؟ إنه الله وحده الذي استطاع أن يجيب على هذا السؤال، وقد فعل ذلك في دم الخروف المذبوح. ففي قوة فداء ذلك الدم تم الرد على كل سؤال. فهو يسد أسمى مطاليب السماء وأعمق احتياجات الإنسان. بقوته العجيبة وتأثيره الله تمجّد، والإنسان افتُدي، خلُص، تبرر وأوتي به إلى مسكن الله المقدس، بينما العدو فقد هُزم بالتمام وقد أُبيد سلطانه.</w:t>
+      </w:r>
+    </w:p>
+    <w:p>
+      <w:pPr>
+        <w:rPr>
+          <w:rtl/>
+          <w:lang w:bidi="ar-LB"/>
+        </w:rPr>
+      </w:pPr>
+      <w:r>
+        <w:rPr>
+          <w:rFonts w:hint="cs"/>
+          <w:rtl/>
+          <w:lang w:bidi="ar-LB"/>
+        </w:rPr>
+        <w:t>وفي سفر اللاويين الآن نجد ما قد ظهر بأكمل صورة ما يمكننا أن نسميه "عناية الله باحتياج الإنسان"، أو ذبيحة، كاهن</w:t>
+      </w:r>
+      <w:r>
+        <w:rPr>
+          <w:rFonts w:hint="cs"/>
+          <w:rtl/>
+          <w:lang w:bidi="ar-LB"/>
+        </w:rPr>
+        <w:t xml:space="preserve"> ومكان للسجود. إن هذه ضرورية بشكل جوهري من أجل الاقتراب إلى الله، كما يُظهر الكتاب هذا بشكل وافي. لكن كل ما هو مرتبط بذلك كان معيّنًا من الله ومحدّد بشريعته. فلم يُترك أي شيء </w:t>
+      </w:r>
+      <w:proofErr w:type="spellStart"/>
+      <w:r>
+        <w:rPr>
+          <w:rFonts w:hint="cs"/>
+          <w:rtl/>
+          <w:lang w:bidi="ar-LB"/>
+        </w:rPr>
+        <w:t>لتوهمات</w:t>
+      </w:r>
+      <w:proofErr w:type="spellEnd"/>
+      <w:r>
+        <w:rPr>
+          <w:rFonts w:hint="cs"/>
+          <w:rtl/>
+          <w:lang w:bidi="ar-LB"/>
+        </w:rPr>
+        <w:t xml:space="preserve"> الإنسان الرهيبة أو لتنظيماته الحذقة. فهارون وبنوه فعلوا كل ما أوصى به الرب على يد موسى (إصحاح 8: 36).</w:t>
+      </w:r>
+    </w:p>
+    <w:p>
+      <w:pPr>
+        <w:rPr>
+          <w:rtl/>
+          <w:lang w:bidi="ar-LB"/>
+        </w:rPr>
+      </w:pPr>
+      <w:r>
+        <w:rPr>
+          <w:rFonts w:hint="cs"/>
+          <w:rtl/>
+          <w:lang w:bidi="ar-LB"/>
+        </w:rPr>
+        <w:t xml:space="preserve">فمن دون كلمة الرب لم يكن باستطاعة لا الكاهن، ولا الشعب أن </w:t>
+      </w:r>
+      <w:r>
+        <w:rPr>
+          <w:rFonts w:hint="cs"/>
+          <w:rtl/>
+          <w:lang w:bidi="ar-LB"/>
+        </w:rPr>
+        <w:t>يخطوا</w:t>
+      </w:r>
+      <w:r>
+        <w:rPr>
+          <w:rFonts w:hint="cs"/>
+          <w:rtl/>
+          <w:lang w:bidi="ar-LB"/>
+        </w:rPr>
+        <w:t xml:space="preserve"> خطوة واحدة في الاتجاه الصحيح. وهكذا هو الأمر لا زال الآن أيضًا. فلا يوجد أي بصيص نور في هذا العالم المظلم، إلا أن كان منصبًا من الكتاب المقدس. "</w:t>
+      </w:r>
+      <w:r>
+        <w:rPr>
+          <w:rtl/>
+          <w:lang w:bidi="ar-LB"/>
+        </w:rPr>
+        <w:t xml:space="preserve"> سِرَاجٌ لِرِجْلِي كَلاَمُكَ وَنُورٌ لِسَبِيلِي.</w:t>
+      </w:r>
+      <w:r>
+        <w:rPr>
+          <w:rFonts w:hint="cs"/>
+          <w:rtl/>
+          <w:lang w:bidi="ar-LB"/>
+        </w:rPr>
+        <w:t xml:space="preserve">" (مزمور 119: 105). فمن المفرح جدًا حقًا إن أكرم أولاد الله كلمته حتى ينقادوا بها في كل أمر. ولكننا الآن نحتاج كما كان يحتاج اليهودي في القديم، </w:t>
+      </w:r>
+      <w:proofErr w:type="spellStart"/>
+      <w:r>
+        <w:rPr>
+          <w:rFonts w:hint="cs"/>
+          <w:rtl/>
+          <w:lang w:bidi="ar-LB"/>
+        </w:rPr>
+        <w:t>ل</w:t>
+      </w:r>
+      <w:r>
+        <w:rPr>
+          <w:rFonts w:hint="cs"/>
+          <w:rtl/>
+          <w:lang w:bidi="ar-LB"/>
+        </w:rPr>
+        <w:t>لهدي</w:t>
+      </w:r>
+      <w:proofErr w:type="spellEnd"/>
+      <w:r>
+        <w:rPr>
+          <w:rFonts w:hint="cs"/>
+          <w:rtl/>
+          <w:lang w:bidi="ar-LB"/>
+        </w:rPr>
+        <w:t xml:space="preserve"> الإلهي وإرشاده من أجل سجود مقبول ومرضي. "</w:t>
+      </w:r>
+      <w:r>
+        <w:rPr>
+          <w:rtl/>
+          <w:lang w:bidi="ar-LB"/>
+        </w:rPr>
+        <w:t>وَلكِنْ تَأْتِي سَاعَةٌ، وَهِيَ الآنَ، حِينَ السَّاجِدُونَ الْحَقِيقِيُّونَ يَسْجُدُونَ لِلآبِ بِالرُّوحِ وَالْحَقِّ، لأَنَّ الآبَ طَالِبٌ مِثْلَ هؤُلاَءِ السَّاجِدِينَ لَهُ.  24اَللهُ رُوحٌ. وَالَّذِينَ يَسْجُدُونَ لَهُ فَبِالرُّوحِ وَالْحَقِّ يَنْبَغِي أَنْ يَسْجُدُوا».</w:t>
+      </w:r>
+      <w:r>
+        <w:rPr>
+          <w:rFonts w:hint="cs"/>
+          <w:rtl/>
+          <w:lang w:bidi="ar-LB"/>
+        </w:rPr>
+        <w:t xml:space="preserve">" (يوحنا 4: 23 </w:t>
+      </w:r>
+      <w:r>
+        <w:rPr>
+          <w:rtl/>
+          <w:lang w:bidi="ar-LB"/>
+        </w:rPr>
+        <w:t>–</w:t>
+      </w:r>
+      <w:r>
+        <w:rPr>
+          <w:rFonts w:hint="cs"/>
+          <w:rtl/>
+          <w:lang w:bidi="ar-LB"/>
+        </w:rPr>
+        <w:t xml:space="preserve"> 24). ففي سجود الأولاد مطلوب أكثر مما هو استقامة وعواطف جياشة. فلا بد وأن يكون بمسحة الروح وبحسب حق الله. إلا أننا لدينا كل شيء </w:t>
+      </w:r>
+      <w:r>
+        <w:rPr>
+          <w:rtl/>
+          <w:lang w:bidi="ar-LB"/>
+        </w:rPr>
+        <w:t>–</w:t>
+      </w:r>
+      <w:r>
+        <w:rPr>
+          <w:rFonts w:hint="cs"/>
+          <w:rtl/>
+          <w:lang w:bidi="ar-LB"/>
+        </w:rPr>
+        <w:t xml:space="preserve"> مبارك اسمه! </w:t>
+      </w:r>
+      <w:r>
+        <w:rPr>
+          <w:rtl/>
+          <w:lang w:bidi="ar-LB"/>
+        </w:rPr>
+        <w:t>–</w:t>
+      </w:r>
+      <w:r>
+        <w:rPr>
+          <w:rFonts w:hint="cs"/>
+          <w:rtl/>
+          <w:lang w:bidi="ar-LB"/>
+        </w:rPr>
+        <w:t xml:space="preserve"> في شخص وعمل ربنا يسوع المبارك. إنه الاثنان كلاهما ذبيحتنا وكاهننا، وحق دخولنا إلى قدس الأقداس. </w:t>
+      </w:r>
+      <w:proofErr w:type="spellStart"/>
+      <w:r>
+        <w:rPr>
+          <w:rFonts w:hint="cs"/>
+          <w:rtl/>
+          <w:lang w:bidi="ar-LB"/>
+        </w:rPr>
+        <w:t>ياه</w:t>
+      </w:r>
+      <w:proofErr w:type="spellEnd"/>
+      <w:r>
+        <w:rPr>
+          <w:rFonts w:hint="cs"/>
+          <w:rtl/>
+          <w:lang w:bidi="ar-LB"/>
+        </w:rPr>
+        <w:t>، لو كانت رغبتنا بأن نمكث بالقرب من جنبه المطعون، وغصنا في الشعور المستديم، بأنه هو أساس، كيان وحلاوة عِطر سجودنا!</w:t>
+      </w:r>
+    </w:p>
+    <w:p>
+      <w:pPr>
+        <w:rPr>
+          <w:rtl/>
+          <w:lang w:bidi="ar-LB"/>
+        </w:rPr>
+      </w:pPr>
+      <w:r>
+        <w:rPr>
+          <w:rFonts w:hint="cs"/>
+          <w:rtl/>
+          <w:lang w:bidi="ar-LB"/>
+        </w:rPr>
+        <w:t>دعونا الآن وبكل اختصار نتأمل في هذه النقاط الثلاثة التي ذكرناها.</w:t>
+      </w:r>
+    </w:p>
+    <w:p>
+      <w:pPr>
+        <w:pStyle w:val="ListParagraph"/>
+        <w:numPr>
+          <w:ilvl w:val="0"/>
+          <w:numId w:val="1"/>
+        </w:numPr>
+        <w:rPr>
+          <w:lang w:bidi="ar-LB"/>
+        </w:rPr>
+      </w:pPr>
+      <w:r>
+        <w:rPr>
+          <w:rFonts w:hint="cs"/>
+          <w:rtl/>
+          <w:lang w:bidi="ar-LB"/>
+        </w:rPr>
+        <w:t>أولاً نريد أن نلفت الانتباه، بأن الذبيحة هي قاعدة السجود. فالسجود المقبول لدى الله لا بد وأن يكون مؤسسًا على ذبيحة مرضية عنده. وإذ أن الإنسان أثيم في ذاته</w:t>
+      </w:r>
+      <w:r>
+        <w:rPr>
+          <w:rFonts w:hint="cs"/>
+          <w:rtl/>
+          <w:lang w:bidi="ar-LB"/>
+        </w:rPr>
+        <w:t xml:space="preserve"> ونجس، فهو يحتاج لذبيحة للتكفير عن ذنبه، لتطهيره من عيوبه، ولتأهيله لحضور الله المقدس. "من دون سفك دم لا تحصل مغفرة." ومن دون مغفرة، ومعرفتها، لا يمكن أن يكون هنالك سجود مقبول، - ولا أي مديح حقيقي</w:t>
+      </w:r>
+      <w:r>
+        <w:rPr>
+          <w:rFonts w:hint="cs"/>
+          <w:rtl/>
+          <w:lang w:bidi="ar-LB"/>
+        </w:rPr>
+        <w:t xml:space="preserve"> </w:t>
+      </w:r>
+      <w:r>
+        <w:rPr>
+          <w:rFonts w:hint="cs"/>
+          <w:rtl/>
+          <w:lang w:bidi="ar-LB"/>
+        </w:rPr>
+        <w:t xml:space="preserve">من القلب، ولا أي سجود وشكر حقيقي من القلب. فأن نذهب إلى ما يُسمّى بـ "مكان العبادة"، وأن نسجد لله، الرب، في الروح والحق هما أمران مختلفان تمامًا. الله قدوس ولا بد للإنسان أن يقترب منه بحسب مشيئته وبما يتطابق مع جوهره. فكما أن موسى قال لهارون في حادثة خطية </w:t>
+      </w:r>
+      <w:proofErr w:type="spellStart"/>
+      <w:r>
+        <w:rPr>
+          <w:rFonts w:hint="cs"/>
+          <w:rtl/>
+          <w:lang w:bidi="ar-LB"/>
+        </w:rPr>
+        <w:t>ناداب</w:t>
+      </w:r>
+      <w:proofErr w:type="spellEnd"/>
+      <w:r>
+        <w:rPr>
+          <w:rFonts w:hint="cs"/>
+          <w:rtl/>
+          <w:lang w:bidi="ar-LB"/>
+        </w:rPr>
+        <w:t xml:space="preserve"> </w:t>
+      </w:r>
+      <w:proofErr w:type="spellStart"/>
+      <w:r>
+        <w:rPr>
+          <w:rFonts w:hint="cs"/>
+          <w:rtl/>
+          <w:lang w:bidi="ar-LB"/>
+        </w:rPr>
+        <w:t>وأبيهو</w:t>
+      </w:r>
+      <w:proofErr w:type="spellEnd"/>
+      <w:r>
+        <w:rPr>
+          <w:rFonts w:hint="cs"/>
+          <w:rtl/>
+          <w:lang w:bidi="ar-LB"/>
+        </w:rPr>
+        <w:t xml:space="preserve"> العلنية: "</w:t>
+      </w:r>
+      <w:r>
+        <w:rPr>
+          <w:rtl/>
+          <w:lang w:bidi="ar-LB"/>
+        </w:rPr>
+        <w:t>فِي الْقَرِيبِينَ مِنِّي أَتَقَدَّسُ، وَأَمَامَ جَمِيعِ الشَّعْبِ أَتَمَجَّدُ</w:t>
+      </w:r>
+      <w:r>
+        <w:rPr>
+          <w:rFonts w:hint="cs"/>
+          <w:rtl/>
+          <w:lang w:bidi="ar-LB"/>
+        </w:rPr>
+        <w:t xml:space="preserve">" (إصحاح 10: 3). فالرب وحده مَن كان يعطي التعليمات فقط كيف على الشعب أن يقترب إليه. هذا هو الموضوع الرئيسي في سفر اللاويين. إن التأملات </w:t>
+      </w:r>
+      <w:proofErr w:type="spellStart"/>
+      <w:r>
+        <w:rPr>
+          <w:rFonts w:hint="cs"/>
+          <w:rtl/>
+          <w:lang w:bidi="ar-LB"/>
+        </w:rPr>
+        <w:t>ب</w:t>
+      </w:r>
+      <w:r>
+        <w:rPr>
+          <w:rFonts w:hint="cs"/>
+          <w:rtl/>
+          <w:lang w:bidi="ar-LB"/>
+        </w:rPr>
+        <w:t>الإصحاحات</w:t>
+      </w:r>
+      <w:proofErr w:type="spellEnd"/>
+      <w:r>
+        <w:rPr>
+          <w:rFonts w:hint="cs"/>
+          <w:rtl/>
+          <w:lang w:bidi="ar-LB"/>
+        </w:rPr>
+        <w:t xml:space="preserve"> السبعة الأولى والإصحاح السادس عشر</w:t>
+      </w:r>
+      <w:r>
+        <w:rPr>
+          <w:rStyle w:val="FootnoteReference"/>
+          <w:rtl/>
+          <w:lang w:bidi="ar-LB"/>
+        </w:rPr>
+        <w:footnoteReference w:id="1"/>
+      </w:r>
+      <w:r>
+        <w:rPr>
+          <w:rFonts w:hint="cs"/>
+          <w:rtl/>
+          <w:lang w:bidi="ar-LB"/>
+        </w:rPr>
+        <w:t xml:space="preserve">، ستمنح القارئ نظرة متكاملة جدًا ومثيرة عن ترتيب تقديم الذبيحة وعن طابع السجود </w:t>
+      </w:r>
+      <w:hyperlink r:id="rId9" w:anchor=":~:text=Auf%20dem%20Grund%20des%20dargebrachten%20und%20angenommenen%20Opfers" w:history="1">
+        <w:r>
+          <w:rPr>
+            <w:rStyle w:val="Hyperlink"/>
+            <w:rFonts w:hint="cs"/>
+            <w:rtl/>
+            <w:lang w:bidi="ar-LB"/>
+          </w:rPr>
+          <w:t>اليهودي</w:t>
+        </w:r>
+      </w:hyperlink>
+      <w:r>
+        <w:rPr>
+          <w:rFonts w:hint="cs"/>
+          <w:rtl/>
+          <w:lang w:bidi="ar-LB"/>
+        </w:rPr>
+        <w:t>.</w:t>
       </w:r>
     </w:p>
     <w:sectPr>
       <w:pgSz w:w="11906" w:h="16838"/>
       <w:pgMar w:top="1440" w:right="1440" w:bottom="1440" w:left="1440" w:header="708" w:footer="708" w:gutter="0"/>
       <w:cols w:space="708"/>
-      <w:bidi/>
-      <w:rtlGutter/>
       <w:docGrid w:linePitch="360"/>
     </w:sectPr>
   </w:body>
 </w:document>
+</file>
+
+<file path=word/endnotes.xml><?xml version="1.0" encoding="utf-8"?>
+<w:endnotes xmlns:wpc="http://schemas.microsoft.com/office/word/2010/wordprocessingCanvas" xmlns:cx="http://schemas.microsoft.com/office/drawing/2014/chartex" xmlns:cx1="http://schemas.microsoft.com/office/drawing/2015/9/8/chartex" xmlns:cx2="http://schemas.microsoft.com/office/drawing/2015/10/21/chartex" xmlns:cx3="http://schemas.microsoft.com/office/drawing/2016/5/9/chartex" xmlns:cx4="http://schemas.microsoft.com/office/drawing/2016/5/10/chartex" xmlns:cx5="http://schemas.microsoft.com/office/drawing/2016/5/11/chartex" xmlns:cx6="http://schemas.microsoft.com/office/drawing/2016/5/12/chartex" xmlns:cx7="http://schemas.microsoft.com/office/drawing/2016/5/13/chartex" xmlns:cx8="http://schemas.microsoft.com/office/drawing/2016/5/14/chartex" xmlns:mc="http://schemas.openxmlformats.org/markup-compatibility/2006" xmlns:aink="http://schemas.microsoft.com/office/drawing/2016/ink" xmlns:am3d="http://schemas.microsoft.com/office/drawing/2017/model3d" xmlns:o="urn:schemas-microsoft-com:office:office" xmlns:oel="http://schemas.microsoft.com/office/2019/extlst" xmlns:r="http://schemas.openxmlformats.org/officeDocument/2006/relationships" xmlns:m="http://schemas.openxmlformats.org/officeDocument/2006/math" xmlns:v="urn:schemas-microsoft-com:vml" xmlns:wp14="http://schemas.microsoft.com/office/word/2010/wordprocessingDrawing" xmlns:wp="http://schemas.openxmlformats.org/drawingml/2006/wordprocessingDrawing" xmlns:w10="urn:schemas-microsoft-com:office:word" xmlns:w="http://schemas.openxmlformats.org/wordprocessingml/2006/main" xmlns:w14="http://schemas.microsoft.com/office/word/2010/wordml" xmlns:w15="http://schemas.microsoft.com/office/word/2012/wordml" xmlns:w16cex="http://schemas.microsoft.com/office/word/2018/wordml/cex" xmlns:w16cid="http://schemas.microsoft.com/office/word/2016/wordml/cid" xmlns:w16="http://schemas.microsoft.com/office/word/2018/wordml" xmlns:w16du="http://schemas.microsoft.com/office/word/2023/wordml/word16du" xmlns:w16sdtdh="http://schemas.microsoft.com/office/word/2020/wordml/sdtdatahash" xmlns:w16sdtfl="http://schemas.microsoft.com/office/word/2024/wordml/sdtformatlock" xmlns:w16se="http://schemas.microsoft.com/office/word/2015/wordml/symex" xmlns:wpg="http://schemas.microsoft.com/office/word/2010/wordprocessingGroup" xmlns:wpi="http://schemas.microsoft.com/office/word/2010/wordprocessingInk" xmlns:wne="http://schemas.microsoft.com/office/word/2006/wordml" xmlns:wps="http://schemas.microsoft.com/office/word/2010/wordprocessingShape" mc:Ignorable="w14 w15 w16se w16cid w16 w16cex w16sdtdh w16sdtfl w16du wp14">
+  <w:endnote w:type="separator" w:id="-1">
+    <w:p>
+      <w:pPr>
+        <w:spacing w:after="0" w:line="240" w:lineRule="auto"/>
+      </w:pPr>
+      <w:r>
+        <w:separator/>
+      </w:r>
+    </w:p>
+  </w:endnote>
+  <w:endnote w:type="continuationSeparator" w:id="0">
+    <w:p>
+      <w:pPr>
+        <w:spacing w:after="0" w:line="240" w:lineRule="auto"/>
+      </w:pPr>
+      <w:r>
+        <w:continuationSeparator/>
+      </w:r>
+    </w:p>
+  </w:endnote>
+</w:endnotes>
+</file>
+
+<file path=word/footnotes.xml><?xml version="1.0" encoding="utf-8"?>
+<w:footnotes xmlns:wpc="http://schemas.microsoft.com/office/word/2010/wordprocessingCanvas" xmlns:cx="http://schemas.microsoft.com/office/drawing/2014/chartex" xmlns:cx1="http://schemas.microsoft.com/office/drawing/2015/9/8/chartex" xmlns:cx2="http://schemas.microsoft.com/office/drawing/2015/10/21/chartex" xmlns:cx3="http://schemas.microsoft.com/office/drawing/2016/5/9/chartex" xmlns:cx4="http://schemas.microsoft.com/office/drawing/2016/5/10/chartex" xmlns:cx5="http://schemas.microsoft.com/office/drawing/2016/5/11/chartex" xmlns:cx6="http://schemas.microsoft.com/office/drawing/2016/5/12/chartex" xmlns:cx7="http://schemas.microsoft.com/office/drawing/2016/5/13/chartex" xmlns:cx8="http://schemas.microsoft.com/office/drawing/2016/5/14/chartex" xmlns:mc="http://schemas.openxmlformats.org/markup-compatibility/2006" xmlns:aink="http://schemas.microsoft.com/office/drawing/2016/ink" xmlns:am3d="http://schemas.microsoft.com/office/drawing/2017/model3d" xmlns:o="urn:schemas-microsoft-com:office:office" xmlns:oel="http://schemas.microsoft.com/office/2019/extlst" xmlns:r="http://schemas.openxmlformats.org/officeDocument/2006/relationships" xmlns:m="http://schemas.openxmlformats.org/officeDocument/2006/math" xmlns:v="urn:schemas-microsoft-com:vml" xmlns:wp14="http://schemas.microsoft.com/office/word/2010/wordprocessingDrawing" xmlns:wp="http://schemas.openxmlformats.org/drawingml/2006/wordprocessingDrawing" xmlns:w10="urn:schemas-microsoft-com:office:word" xmlns:w="http://schemas.openxmlformats.org/wordprocessingml/2006/main" xmlns:w14="http://schemas.microsoft.com/office/word/2010/wordml" xmlns:w15="http://schemas.microsoft.com/office/word/2012/wordml" xmlns:w16cex="http://schemas.microsoft.com/office/word/2018/wordml/cex" xmlns:w16cid="http://schemas.microsoft.com/office/word/2016/wordml/cid" xmlns:w16="http://schemas.microsoft.com/office/word/2018/wordml" xmlns:w16du="http://schemas.microsoft.com/office/word/2023/wordml/word16du" xmlns:w16sdtdh="http://schemas.microsoft.com/office/word/2020/wordml/sdtdatahash" xmlns:w16sdtfl="http://schemas.microsoft.com/office/word/2024/wordml/sdtformatlock" xmlns:w16se="http://schemas.microsoft.com/office/word/2015/wordml/symex" xmlns:wpg="http://schemas.microsoft.com/office/word/2010/wordprocessingGroup" xmlns:wpi="http://schemas.microsoft.com/office/word/2010/wordprocessingInk" xmlns:wne="http://schemas.microsoft.com/office/word/2006/wordml" xmlns:wps="http://schemas.microsoft.com/office/word/2010/wordprocessingShape" mc:Ignorable="w14 w15 w16se w16cid w16 w16cex w16sdtdh w16sdtfl w16du wp14">
+  <w:footnote w:type="separator" w:id="-1">
+    <w:p>
+      <w:pPr>
+        <w:spacing w:after="0" w:line="240" w:lineRule="auto"/>
+      </w:pPr>
+      <w:r>
+        <w:separator/>
+      </w:r>
+    </w:p>
+  </w:footnote>
+  <w:footnote w:type="continuationSeparator" w:id="0">
+    <w:p>
+      <w:pPr>
+        <w:spacing w:after="0" w:line="240" w:lineRule="auto"/>
+      </w:pPr>
+      <w:r>
+        <w:continuationSeparator/>
+      </w:r>
+    </w:p>
+  </w:footnote>
+  <w:footnote w:id="1">
+    <w:p>
+      <w:pPr>
+        <w:pStyle w:val="FootnoteText"/>
+        <w:rPr>
+          <w:b/>
+          <w:bCs/>
+          <w:sz w:val="26"/>
+          <w:szCs w:val="26"/>
+        </w:rPr>
+      </w:pPr>
+      <w:r>
+        <w:rPr>
+          <w:rStyle w:val="FootnoteReference"/>
+          <w:b/>
+          <w:bCs w:val="0"/>
+        </w:rPr>
+        <w:footnoteRef/>
+      </w:r>
+      <w:r>
+        <w:rPr>
+          <w:b/>
+          <w:bCs/>
+          <w:sz w:val="26"/>
+          <w:szCs w:val="26"/>
+          <w:rtl/>
+        </w:rPr>
+        <w:t xml:space="preserve"> </w:t>
+      </w:r>
+    </w:p>
+  </w:footnote>
+</w:footnotes>
+</file>
+
+<file path=word/numbering.xml><?xml version="1.0" encoding="utf-8"?>
+<w:numbering xmlns:wpc="http://schemas.microsoft.com/office/word/2010/wordprocessingCanvas" xmlns:cx="http://schemas.microsoft.com/office/drawing/2014/chartex" xmlns:cx1="http://schemas.microsoft.com/office/drawing/2015/9/8/chartex" xmlns:cx2="http://schemas.microsoft.com/office/drawing/2015/10/21/chartex" xmlns:cx3="http://schemas.microsoft.com/office/drawing/2016/5/9/chartex" xmlns:cx4="http://schemas.microsoft.com/office/drawing/2016/5/10/chartex" xmlns:cx5="http://schemas.microsoft.com/office/drawing/2016/5/11/chartex" xmlns:cx6="http://schemas.microsoft.com/office/drawing/2016/5/12/chartex" xmlns:cx7="http://schemas.microsoft.com/office/drawing/2016/5/13/chartex" xmlns:cx8="http://schemas.microsoft.com/office/drawing/2016/5/14/chartex" xmlns:mc="http://schemas.openxmlformats.org/markup-compatibility/2006" xmlns:aink="http://schemas.microsoft.com/office/drawing/2016/ink" xmlns:am3d="http://schemas.microsoft.com/office/drawing/2017/model3d" xmlns:o="urn:schemas-microsoft-com:office:office" xmlns:oel="http://schemas.microsoft.com/office/2019/extlst" xmlns:r="http://schemas.openxmlformats.org/officeDocument/2006/relationships" xmlns:m="http://schemas.openxmlformats.org/officeDocument/2006/math" xmlns:v="urn:schemas-microsoft-com:vml" xmlns:wp14="http://schemas.microsoft.com/office/word/2010/wordprocessingDrawing" xmlns:wp="http://schemas.openxmlformats.org/drawingml/2006/wordprocessingDrawing" xmlns:w10="urn:schemas-microsoft-com:office:word" xmlns:w="http://schemas.openxmlformats.org/wordprocessingml/2006/main" xmlns:w14="http://schemas.microsoft.com/office/word/2010/wordml" xmlns:w15="http://schemas.microsoft.com/office/word/2012/wordml" xmlns:w16cex="http://schemas.microsoft.com/office/word/2018/wordml/cex" xmlns:w16cid="http://schemas.microsoft.com/office/word/2016/wordml/cid" xmlns:w16="http://schemas.microsoft.com/office/word/2018/wordml" xmlns:w16du="http://schemas.microsoft.com/office/word/2023/wordml/word16du" xmlns:w16sdtdh="http://schemas.microsoft.com/office/word/2020/wordml/sdtdatahash" xmlns:w16sdtfl="http://schemas.microsoft.com/office/word/2024/wordml/sdtformatlock" xmlns:w16se="http://schemas.microsoft.com/office/word/2015/wordml/symex" xmlns:wpg="http://schemas.microsoft.com/office/word/2010/wordprocessingGroup" xmlns:wpi="http://schemas.microsoft.com/office/word/2010/wordprocessingInk" xmlns:wne="http://schemas.microsoft.com/office/word/2006/wordml" xmlns:wps="http://schemas.microsoft.com/office/word/2010/wordprocessingShape" mc:Ignorable="w14 w15 w16se w16cid w16 w16cex w16sdtdh w16sdtfl w16du wp14">
+  <w:abstractNum w:abstractNumId="0" w15:restartNumberingAfterBreak="0">
+    <w:nsid w:val="57E66264"/>
+    <w:multiLevelType w:val="hybridMultilevel"/>
+    <w:tmpl w:val="6A2C9F10"/>
+    <w:lvl w:ilvl="0" w:tplc="0409000F">
+      <w:start w:val="1"/>
+      <w:numFmt w:val="decimal"/>
+      <w:lvlText w:val="%1."/>
+      <w:lvlJc w:val="left"/>
+      <w:pPr>
+        <w:ind w:left="720" w:hanging="360"/>
+      </w:pPr>
+      <w:rPr>
+        <w:rFonts w:hint="default"/>
+      </w:rPr>
+    </w:lvl>
+    <w:lvl w:ilvl="1" w:tplc="04090019" w:tentative="1">
+      <w:start w:val="1"/>
+      <w:numFmt w:val="lowerLetter"/>
+      <w:lvlText w:val="%2."/>
+      <w:lvlJc w:val="left"/>
+      <w:pPr>
+        <w:ind w:left="1440" w:hanging="360"/>
+      </w:pPr>
+    </w:lvl>
+    <w:lvl w:ilvl="2" w:tplc="0409001B" w:tentative="1">
+      <w:start w:val="1"/>
+      <w:numFmt w:val="lowerRoman"/>
+      <w:lvlText w:val="%3."/>
+      <w:lvlJc w:val="right"/>
+      <w:pPr>
+        <w:ind w:left="2160" w:hanging="180"/>
+      </w:pPr>
+    </w:lvl>
+    <w:lvl w:ilvl="3" w:tplc="0409000F" w:tentative="1">
+      <w:start w:val="1"/>
+      <w:numFmt w:val="decimal"/>
+      <w:lvlText w:val="%4."/>
+      <w:lvlJc w:val="left"/>
+      <w:pPr>
+        <w:ind w:left="2880" w:hanging="360"/>
+      </w:pPr>
+    </w:lvl>
+    <w:lvl w:ilvl="4" w:tplc="04090019" w:tentative="1">
+      <w:start w:val="1"/>
+      <w:numFmt w:val="lowerLetter"/>
+      <w:lvlText w:val="%5."/>
+      <w:lvlJc w:val="left"/>
+      <w:pPr>
+        <w:ind w:left="3600" w:hanging="360"/>
+      </w:pPr>
+    </w:lvl>
+    <w:lvl w:ilvl="5" w:tplc="0409001B" w:tentative="1">
+      <w:start w:val="1"/>
+      <w:numFmt w:val="lowerRoman"/>
+      <w:lvlText w:val="%6."/>
+      <w:lvlJc w:val="right"/>
+      <w:pPr>
+        <w:ind w:left="4320" w:hanging="180"/>
+      </w:pPr>
+    </w:lvl>
+    <w:lvl w:ilvl="6" w:tplc="0409000F" w:tentative="1">
+      <w:start w:val="1"/>
+      <w:numFmt w:val="decimal"/>
+      <w:lvlText w:val="%7."/>
+      <w:lvlJc w:val="left"/>
+      <w:pPr>
+        <w:ind w:left="5040" w:hanging="360"/>
+      </w:pPr>
+    </w:lvl>
+    <w:lvl w:ilvl="7" w:tplc="04090019" w:tentative="1">
+      <w:start w:val="1"/>
+      <w:numFmt w:val="lowerLetter"/>
+      <w:lvlText w:val="%8."/>
+      <w:lvlJc w:val="left"/>
+      <w:pPr>
+        <w:ind w:left="5760" w:hanging="360"/>
+      </w:pPr>
+    </w:lvl>
+    <w:lvl w:ilvl="8" w:tplc="0409001B" w:tentative="1">
+      <w:start w:val="1"/>
+      <w:numFmt w:val="lowerRoman"/>
+      <w:lvlText w:val="%9."/>
+      <w:lvlJc w:val="right"/>
+      <w:pPr>
+        <w:ind w:left="6480" w:hanging="180"/>
+      </w:pPr>
+    </w:lvl>
+  </w:abstractNum>
+  <w:num w:numId="1" w16cid:durableId="1296136691">
+    <w:abstractNumId w:val="0"/>
+  </w:num>
+</w:numbering>
 </file>
 
 <file path=word/styles.xml><?xml version="1.0" encoding="utf-8"?>
@@ -447,7 +706,8 @@
         <w:rFonts w:ascii="Sakkal Majalla" w:eastAsiaTheme="minorHAnsi" w:hAnsi="Sakkal Majalla" w:cs="Sakkal Majalla"/>
         <w:sz w:val="28"/>
         <w:szCs w:val="28"/>
-        <w:lang w:val="en-US" w:eastAsia="en-US" w:bidi="he-IL"/>
+        <w:lang w:val="en-US" w:eastAsia="en-US" w:bidi="ar-SA"/>
+        <w14:ligatures w14:val="standardContextual"/>
       </w:rPr>
     </w:rPrDefault>
     <w:pPrDefault>
@@ -497,7 +757,7 @@
     <w:lsdException w:name="table of figures" w:semiHidden="1" w:unhideWhenUsed="1"/>
     <w:lsdException w:name="envelope address" w:semiHidden="1" w:unhideWhenUsed="1"/>
     <w:lsdException w:name="envelope return" w:semiHidden="1" w:unhideWhenUsed="1"/>
-    <w:lsdException w:name="footnote reference" w:semiHidden="1" w:unhideWhenUsed="1"/>
+    <w:lsdException w:name="footnote reference" w:semiHidden="1" w:unhideWhenUsed="1" w:qFormat="1"/>
     <w:lsdException w:name="annotation reference" w:semiHidden="1" w:unhideWhenUsed="1"/>
     <w:lsdException w:name="line number" w:semiHidden="1" w:unhideWhenUsed="1"/>
     <w:lsdException w:name="page number" w:semiHidden="1" w:unhideWhenUsed="1"/>
@@ -839,9 +1099,202 @@
   <w:style w:type="paragraph" w:default="1" w:styleId="Normal">
     <w:name w:val="Normal"/>
     <w:qFormat/>
-    <w:rPr>
-      <w:noProof/>
-      <w:lang w:bidi="ar-EG"/>
+  </w:style>
+  <w:style w:type="paragraph" w:styleId="Heading1">
+    <w:name w:val="heading 1"/>
+    <w:basedOn w:val="Normal"/>
+    <w:next w:val="Normal"/>
+    <w:link w:val="Heading1Char"/>
+    <w:uiPriority w:val="9"/>
+    <w:qFormat/>
+    <w:rsid w:val="00310C57"/>
+    <w:pPr>
+      <w:keepNext/>
+      <w:keepLines/>
+      <w:spacing w:before="360" w:after="80"/>
+      <w:outlineLvl w:val="0"/>
+    </w:pPr>
+    <w:rPr>
+      <w:rFonts w:asciiTheme="majorHAnsi" w:eastAsiaTheme="majorEastAsia" w:hAnsiTheme="majorHAnsi" w:cstheme="majorBidi"/>
+      <w:color w:val="0F4761" w:themeColor="accent1" w:themeShade="BF"/>
+      <w:sz w:val="40"/>
+      <w:szCs w:val="40"/>
+    </w:rPr>
+  </w:style>
+  <w:style w:type="paragraph" w:styleId="Heading2">
+    <w:name w:val="heading 2"/>
+    <w:basedOn w:val="Normal"/>
+    <w:next w:val="Normal"/>
+    <w:link w:val="Heading2Char"/>
+    <w:uiPriority w:val="9"/>
+    <w:semiHidden/>
+    <w:unhideWhenUsed/>
+    <w:qFormat/>
+    <w:rsid w:val="00310C57"/>
+    <w:pPr>
+      <w:keepNext/>
+      <w:keepLines/>
+      <w:spacing w:before="160" w:after="80"/>
+      <w:outlineLvl w:val="1"/>
+    </w:pPr>
+    <w:rPr>
+      <w:rFonts w:asciiTheme="majorHAnsi" w:eastAsiaTheme="majorEastAsia" w:hAnsiTheme="majorHAnsi" w:cstheme="majorBidi"/>
+      <w:color w:val="0F4761" w:themeColor="accent1" w:themeShade="BF"/>
+      <w:sz w:val="32"/>
+      <w:szCs w:val="32"/>
+    </w:rPr>
+  </w:style>
+  <w:style w:type="paragraph" w:styleId="Heading3">
+    <w:name w:val="heading 3"/>
+    <w:basedOn w:val="Normal"/>
+    <w:next w:val="Normal"/>
+    <w:link w:val="Heading3Char"/>
+    <w:uiPriority w:val="9"/>
+    <w:semiHidden/>
+    <w:unhideWhenUsed/>
+    <w:qFormat/>
+    <w:rsid w:val="00310C57"/>
+    <w:pPr>
+      <w:keepNext/>
+      <w:keepLines/>
+      <w:spacing w:before="160" w:after="80"/>
+      <w:outlineLvl w:val="2"/>
+    </w:pPr>
+    <w:rPr>
+      <w:rFonts w:asciiTheme="minorHAnsi" w:eastAsiaTheme="majorEastAsia" w:hAnsiTheme="minorHAnsi" w:cstheme="majorBidi"/>
+      <w:color w:val="0F4761" w:themeColor="accent1" w:themeShade="BF"/>
+    </w:rPr>
+  </w:style>
+  <w:style w:type="paragraph" w:styleId="Heading4">
+    <w:name w:val="heading 4"/>
+    <w:basedOn w:val="Normal"/>
+    <w:next w:val="Normal"/>
+    <w:link w:val="Heading4Char"/>
+    <w:uiPriority w:val="9"/>
+    <w:semiHidden/>
+    <w:unhideWhenUsed/>
+    <w:qFormat/>
+    <w:rsid w:val="00310C57"/>
+    <w:pPr>
+      <w:keepNext/>
+      <w:keepLines/>
+      <w:spacing w:before="80" w:after="40"/>
+      <w:outlineLvl w:val="3"/>
+    </w:pPr>
+    <w:rPr>
+      <w:rFonts w:asciiTheme="minorHAnsi" w:eastAsiaTheme="majorEastAsia" w:hAnsiTheme="minorHAnsi" w:cstheme="majorBidi"/>
+      <w:i/>
+      <w:iCs/>
+      <w:color w:val="0F4761" w:themeColor="accent1" w:themeShade="BF"/>
+    </w:rPr>
+  </w:style>
+  <w:style w:type="paragraph" w:styleId="Heading5">
+    <w:name w:val="heading 5"/>
+    <w:basedOn w:val="Normal"/>
+    <w:next w:val="Normal"/>
+    <w:link w:val="Heading5Char"/>
+    <w:uiPriority w:val="9"/>
+    <w:semiHidden/>
+    <w:unhideWhenUsed/>
+    <w:qFormat/>
+    <w:rsid w:val="00310C57"/>
+    <w:pPr>
+      <w:keepNext/>
+      <w:keepLines/>
+      <w:spacing w:before="80" w:after="40"/>
+      <w:outlineLvl w:val="4"/>
+    </w:pPr>
+    <w:rPr>
+      <w:rFonts w:asciiTheme="minorHAnsi" w:eastAsiaTheme="majorEastAsia" w:hAnsiTheme="minorHAnsi" w:cstheme="majorBidi"/>
+      <w:color w:val="0F4761" w:themeColor="accent1" w:themeShade="BF"/>
+    </w:rPr>
+  </w:style>
+  <w:style w:type="paragraph" w:styleId="Heading6">
+    <w:name w:val="heading 6"/>
+    <w:basedOn w:val="Normal"/>
+    <w:next w:val="Normal"/>
+    <w:link w:val="Heading6Char"/>
+    <w:uiPriority w:val="9"/>
+    <w:semiHidden/>
+    <w:unhideWhenUsed/>
+    <w:qFormat/>
+    <w:rsid w:val="00310C57"/>
+    <w:pPr>
+      <w:keepNext/>
+      <w:keepLines/>
+      <w:spacing w:before="40" w:after="0"/>
+      <w:outlineLvl w:val="5"/>
+    </w:pPr>
+    <w:rPr>
+      <w:rFonts w:asciiTheme="minorHAnsi" w:eastAsiaTheme="majorEastAsia" w:hAnsiTheme="minorHAnsi" w:cstheme="majorBidi"/>
+      <w:i/>
+      <w:iCs/>
+      <w:color w:val="595959" w:themeColor="text1" w:themeTint="A6"/>
+    </w:rPr>
+  </w:style>
+  <w:style w:type="paragraph" w:styleId="Heading7">
+    <w:name w:val="heading 7"/>
+    <w:basedOn w:val="Normal"/>
+    <w:next w:val="Normal"/>
+    <w:link w:val="Heading7Char"/>
+    <w:uiPriority w:val="9"/>
+    <w:semiHidden/>
+    <w:unhideWhenUsed/>
+    <w:qFormat/>
+    <w:rsid w:val="00310C57"/>
+    <w:pPr>
+      <w:keepNext/>
+      <w:keepLines/>
+      <w:spacing w:before="40" w:after="0"/>
+      <w:outlineLvl w:val="6"/>
+    </w:pPr>
+    <w:rPr>
+      <w:rFonts w:asciiTheme="minorHAnsi" w:eastAsiaTheme="majorEastAsia" w:hAnsiTheme="minorHAnsi" w:cstheme="majorBidi"/>
+      <w:color w:val="595959" w:themeColor="text1" w:themeTint="A6"/>
+    </w:rPr>
+  </w:style>
+  <w:style w:type="paragraph" w:styleId="Heading8">
+    <w:name w:val="heading 8"/>
+    <w:basedOn w:val="Normal"/>
+    <w:next w:val="Normal"/>
+    <w:link w:val="Heading8Char"/>
+    <w:uiPriority w:val="9"/>
+    <w:semiHidden/>
+    <w:unhideWhenUsed/>
+    <w:qFormat/>
+    <w:rsid w:val="00310C57"/>
+    <w:pPr>
+      <w:keepNext/>
+      <w:keepLines/>
+      <w:spacing w:after="0"/>
+      <w:outlineLvl w:val="7"/>
+    </w:pPr>
+    <w:rPr>
+      <w:rFonts w:asciiTheme="minorHAnsi" w:eastAsiaTheme="majorEastAsia" w:hAnsiTheme="minorHAnsi" w:cstheme="majorBidi"/>
+      <w:i/>
+      <w:iCs/>
+      <w:color w:val="272727" w:themeColor="text1" w:themeTint="D8"/>
+    </w:rPr>
+  </w:style>
+  <w:style w:type="paragraph" w:styleId="Heading9">
+    <w:name w:val="heading 9"/>
+    <w:basedOn w:val="Normal"/>
+    <w:next w:val="Normal"/>
+    <w:link w:val="Heading9Char"/>
+    <w:uiPriority w:val="9"/>
+    <w:semiHidden/>
+    <w:unhideWhenUsed/>
+    <w:qFormat/>
+    <w:rsid w:val="00310C57"/>
+    <w:pPr>
+      <w:keepNext/>
+      <w:keepLines/>
+      <w:spacing w:after="0"/>
+      <w:outlineLvl w:val="8"/>
+    </w:pPr>
+    <w:rPr>
+      <w:rFonts w:asciiTheme="minorHAnsi" w:eastAsiaTheme="majorEastAsia" w:hAnsiTheme="minorHAnsi" w:cstheme="majorBidi"/>
+      <w:color w:val="272727" w:themeColor="text1" w:themeTint="D8"/>
     </w:rPr>
   </w:style>
   <w:style w:type="character" w:default="1" w:styleId="DefaultParagraphFont">
@@ -871,14 +1324,313 @@
     <w:semiHidden/>
     <w:unhideWhenUsed/>
   </w:style>
+  <w:style w:type="character" w:styleId="FootnoteReference">
+    <w:name w:val="footnote reference"/>
+    <w:basedOn w:val="DefaultParagraphFont"/>
+    <w:uiPriority w:val="99"/>
+    <w:unhideWhenUsed/>
+    <w:qFormat/>
+    <w:rsid w:val="00193F61"/>
+    <w:rPr>
+      <w:rFonts w:cs="Sakkal Majalla"/>
+      <w:bCs/>
+      <w:sz w:val="26"/>
+      <w:szCs w:val="26"/>
+      <w:vertAlign w:val="superscript"/>
+    </w:rPr>
+  </w:style>
+  <w:style w:type="character" w:customStyle="1" w:styleId="Heading1Char">
+    <w:name w:val="Heading 1 Char"/>
+    <w:basedOn w:val="DefaultParagraphFont"/>
+    <w:link w:val="Heading1"/>
+    <w:uiPriority w:val="9"/>
+    <w:rsid w:val="00310C57"/>
+    <w:rPr>
+      <w:rFonts w:asciiTheme="majorHAnsi" w:eastAsiaTheme="majorEastAsia" w:hAnsiTheme="majorHAnsi" w:cstheme="majorBidi"/>
+      <w:color w:val="0F4761" w:themeColor="accent1" w:themeShade="BF"/>
+      <w:sz w:val="40"/>
+      <w:szCs w:val="40"/>
+    </w:rPr>
+  </w:style>
+  <w:style w:type="character" w:customStyle="1" w:styleId="Heading2Char">
+    <w:name w:val="Heading 2 Char"/>
+    <w:basedOn w:val="DefaultParagraphFont"/>
+    <w:link w:val="Heading2"/>
+    <w:uiPriority w:val="9"/>
+    <w:semiHidden/>
+    <w:rsid w:val="00310C57"/>
+    <w:rPr>
+      <w:rFonts w:asciiTheme="majorHAnsi" w:eastAsiaTheme="majorEastAsia" w:hAnsiTheme="majorHAnsi" w:cstheme="majorBidi"/>
+      <w:color w:val="0F4761" w:themeColor="accent1" w:themeShade="BF"/>
+      <w:sz w:val="32"/>
+      <w:szCs w:val="32"/>
+    </w:rPr>
+  </w:style>
+  <w:style w:type="character" w:customStyle="1" w:styleId="Heading3Char">
+    <w:name w:val="Heading 3 Char"/>
+    <w:basedOn w:val="DefaultParagraphFont"/>
+    <w:link w:val="Heading3"/>
+    <w:uiPriority w:val="9"/>
+    <w:semiHidden/>
+    <w:rsid w:val="00310C57"/>
+    <w:rPr>
+      <w:rFonts w:asciiTheme="minorHAnsi" w:eastAsiaTheme="majorEastAsia" w:hAnsiTheme="minorHAnsi" w:cstheme="majorBidi"/>
+      <w:color w:val="0F4761" w:themeColor="accent1" w:themeShade="BF"/>
+    </w:rPr>
+  </w:style>
+  <w:style w:type="character" w:customStyle="1" w:styleId="Heading4Char">
+    <w:name w:val="Heading 4 Char"/>
+    <w:basedOn w:val="DefaultParagraphFont"/>
+    <w:link w:val="Heading4"/>
+    <w:uiPriority w:val="9"/>
+    <w:semiHidden/>
+    <w:rsid w:val="00310C57"/>
+    <w:rPr>
+      <w:rFonts w:asciiTheme="minorHAnsi" w:eastAsiaTheme="majorEastAsia" w:hAnsiTheme="minorHAnsi" w:cstheme="majorBidi"/>
+      <w:i/>
+      <w:iCs/>
+      <w:color w:val="0F4761" w:themeColor="accent1" w:themeShade="BF"/>
+    </w:rPr>
+  </w:style>
+  <w:style w:type="character" w:customStyle="1" w:styleId="Heading5Char">
+    <w:name w:val="Heading 5 Char"/>
+    <w:basedOn w:val="DefaultParagraphFont"/>
+    <w:link w:val="Heading5"/>
+    <w:uiPriority w:val="9"/>
+    <w:semiHidden/>
+    <w:rsid w:val="00310C57"/>
+    <w:rPr>
+      <w:rFonts w:asciiTheme="minorHAnsi" w:eastAsiaTheme="majorEastAsia" w:hAnsiTheme="minorHAnsi" w:cstheme="majorBidi"/>
+      <w:color w:val="0F4761" w:themeColor="accent1" w:themeShade="BF"/>
+    </w:rPr>
+  </w:style>
+  <w:style w:type="character" w:customStyle="1" w:styleId="Heading6Char">
+    <w:name w:val="Heading 6 Char"/>
+    <w:basedOn w:val="DefaultParagraphFont"/>
+    <w:link w:val="Heading6"/>
+    <w:uiPriority w:val="9"/>
+    <w:semiHidden/>
+    <w:rsid w:val="00310C57"/>
+    <w:rPr>
+      <w:rFonts w:asciiTheme="minorHAnsi" w:eastAsiaTheme="majorEastAsia" w:hAnsiTheme="minorHAnsi" w:cstheme="majorBidi"/>
+      <w:i/>
+      <w:iCs/>
+      <w:color w:val="595959" w:themeColor="text1" w:themeTint="A6"/>
+    </w:rPr>
+  </w:style>
+  <w:style w:type="character" w:customStyle="1" w:styleId="Heading7Char">
+    <w:name w:val="Heading 7 Char"/>
+    <w:basedOn w:val="DefaultParagraphFont"/>
+    <w:link w:val="Heading7"/>
+    <w:uiPriority w:val="9"/>
+    <w:semiHidden/>
+    <w:rsid w:val="00310C57"/>
+    <w:rPr>
+      <w:rFonts w:asciiTheme="minorHAnsi" w:eastAsiaTheme="majorEastAsia" w:hAnsiTheme="minorHAnsi" w:cstheme="majorBidi"/>
+      <w:color w:val="595959" w:themeColor="text1" w:themeTint="A6"/>
+    </w:rPr>
+  </w:style>
+  <w:style w:type="character" w:customStyle="1" w:styleId="Heading8Char">
+    <w:name w:val="Heading 8 Char"/>
+    <w:basedOn w:val="DefaultParagraphFont"/>
+    <w:link w:val="Heading8"/>
+    <w:uiPriority w:val="9"/>
+    <w:semiHidden/>
+    <w:rsid w:val="00310C57"/>
+    <w:rPr>
+      <w:rFonts w:asciiTheme="minorHAnsi" w:eastAsiaTheme="majorEastAsia" w:hAnsiTheme="minorHAnsi" w:cstheme="majorBidi"/>
+      <w:i/>
+      <w:iCs/>
+      <w:color w:val="272727" w:themeColor="text1" w:themeTint="D8"/>
+    </w:rPr>
+  </w:style>
+  <w:style w:type="character" w:customStyle="1" w:styleId="Heading9Char">
+    <w:name w:val="Heading 9 Char"/>
+    <w:basedOn w:val="DefaultParagraphFont"/>
+    <w:link w:val="Heading9"/>
+    <w:uiPriority w:val="9"/>
+    <w:semiHidden/>
+    <w:rsid w:val="00310C57"/>
+    <w:rPr>
+      <w:rFonts w:asciiTheme="minorHAnsi" w:eastAsiaTheme="majorEastAsia" w:hAnsiTheme="minorHAnsi" w:cstheme="majorBidi"/>
+      <w:color w:val="272727" w:themeColor="text1" w:themeTint="D8"/>
+    </w:rPr>
+  </w:style>
+  <w:style w:type="paragraph" w:styleId="Title">
+    <w:name w:val="Title"/>
+    <w:basedOn w:val="Normal"/>
+    <w:next w:val="Normal"/>
+    <w:link w:val="TitleChar"/>
+    <w:uiPriority w:val="10"/>
+    <w:qFormat/>
+    <w:rsid w:val="00310C57"/>
+    <w:pPr>
+      <w:spacing w:after="80" w:line="240" w:lineRule="auto"/>
+      <w:contextualSpacing/>
+    </w:pPr>
+    <w:rPr>
+      <w:rFonts w:asciiTheme="majorHAnsi" w:eastAsiaTheme="majorEastAsia" w:hAnsiTheme="majorHAnsi" w:cstheme="majorBidi"/>
+      <w:spacing w:val="-10"/>
+      <w:kern w:val="28"/>
+      <w:sz w:val="56"/>
+      <w:szCs w:val="56"/>
+    </w:rPr>
+  </w:style>
+  <w:style w:type="character" w:customStyle="1" w:styleId="TitleChar">
+    <w:name w:val="Title Char"/>
+    <w:basedOn w:val="DefaultParagraphFont"/>
+    <w:link w:val="Title"/>
+    <w:uiPriority w:val="10"/>
+    <w:rsid w:val="00310C57"/>
+    <w:rPr>
+      <w:rFonts w:asciiTheme="majorHAnsi" w:eastAsiaTheme="majorEastAsia" w:hAnsiTheme="majorHAnsi" w:cstheme="majorBidi"/>
+      <w:spacing w:val="-10"/>
+      <w:kern w:val="28"/>
+      <w:sz w:val="56"/>
+      <w:szCs w:val="56"/>
+    </w:rPr>
+  </w:style>
+  <w:style w:type="paragraph" w:styleId="Subtitle">
+    <w:name w:val="Subtitle"/>
+    <w:basedOn w:val="Normal"/>
+    <w:next w:val="Normal"/>
+    <w:link w:val="SubtitleChar"/>
+    <w:uiPriority w:val="11"/>
+    <w:qFormat/>
+    <w:rsid w:val="00310C57"/>
+    <w:pPr>
+      <w:numPr>
+        <w:ilvl w:val="1"/>
+      </w:numPr>
+    </w:pPr>
+    <w:rPr>
+      <w:rFonts w:asciiTheme="minorHAnsi" w:eastAsiaTheme="majorEastAsia" w:hAnsiTheme="minorHAnsi" w:cstheme="majorBidi"/>
+      <w:color w:val="595959" w:themeColor="text1" w:themeTint="A6"/>
+      <w:spacing w:val="15"/>
+    </w:rPr>
+  </w:style>
+  <w:style w:type="character" w:customStyle="1" w:styleId="SubtitleChar">
+    <w:name w:val="Subtitle Char"/>
+    <w:basedOn w:val="DefaultParagraphFont"/>
+    <w:link w:val="Subtitle"/>
+    <w:uiPriority w:val="11"/>
+    <w:rsid w:val="00310C57"/>
+    <w:rPr>
+      <w:rFonts w:asciiTheme="minorHAnsi" w:eastAsiaTheme="majorEastAsia" w:hAnsiTheme="minorHAnsi" w:cstheme="majorBidi"/>
+      <w:color w:val="595959" w:themeColor="text1" w:themeTint="A6"/>
+      <w:spacing w:val="15"/>
+    </w:rPr>
+  </w:style>
+  <w:style w:type="paragraph" w:styleId="Quote">
+    <w:name w:val="Quote"/>
+    <w:basedOn w:val="Normal"/>
+    <w:next w:val="Normal"/>
+    <w:link w:val="QuoteChar"/>
+    <w:uiPriority w:val="29"/>
+    <w:qFormat/>
+    <w:rsid w:val="00310C57"/>
+    <w:pPr>
+      <w:spacing w:before="160"/>
+      <w:jc w:val="center"/>
+    </w:pPr>
+    <w:rPr>
+      <w:i/>
+      <w:iCs/>
+      <w:color w:val="404040" w:themeColor="text1" w:themeTint="BF"/>
+    </w:rPr>
+  </w:style>
+  <w:style w:type="character" w:customStyle="1" w:styleId="QuoteChar">
+    <w:name w:val="Quote Char"/>
+    <w:basedOn w:val="DefaultParagraphFont"/>
+    <w:link w:val="Quote"/>
+    <w:uiPriority w:val="29"/>
+    <w:rsid w:val="00310C57"/>
+    <w:rPr>
+      <w:i/>
+      <w:iCs/>
+      <w:color w:val="404040" w:themeColor="text1" w:themeTint="BF"/>
+    </w:rPr>
+  </w:style>
+  <w:style w:type="paragraph" w:styleId="ListParagraph">
+    <w:name w:val="List Paragraph"/>
+    <w:basedOn w:val="Normal"/>
+    <w:uiPriority w:val="34"/>
+    <w:qFormat/>
+    <w:rsid w:val="00310C57"/>
+    <w:pPr>
+      <w:ind w:left="720"/>
+      <w:contextualSpacing/>
+    </w:pPr>
+  </w:style>
+  <w:style w:type="character" w:styleId="IntenseEmphasis">
+    <w:name w:val="Intense Emphasis"/>
+    <w:basedOn w:val="DefaultParagraphFont"/>
+    <w:uiPriority w:val="21"/>
+    <w:qFormat/>
+    <w:rsid w:val="00310C57"/>
+    <w:rPr>
+      <w:i/>
+      <w:iCs/>
+      <w:color w:val="0F4761" w:themeColor="accent1" w:themeShade="BF"/>
+    </w:rPr>
+  </w:style>
+  <w:style w:type="paragraph" w:styleId="IntenseQuote">
+    <w:name w:val="Intense Quote"/>
+    <w:basedOn w:val="Normal"/>
+    <w:next w:val="Normal"/>
+    <w:link w:val="IntenseQuoteChar"/>
+    <w:uiPriority w:val="30"/>
+    <w:qFormat/>
+    <w:rsid w:val="00310C57"/>
+    <w:pPr>
+      <w:pBdr>
+        <w:top w:val="single" w:sz="4" w:space="10" w:color="0F4761" w:themeColor="accent1" w:themeShade="BF"/>
+        <w:bottom w:val="single" w:sz="4" w:space="10" w:color="0F4761" w:themeColor="accent1" w:themeShade="BF"/>
+      </w:pBdr>
+      <w:spacing w:before="360" w:after="360"/>
+      <w:ind w:left="864" w:right="864"/>
+      <w:jc w:val="center"/>
+    </w:pPr>
+    <w:rPr>
+      <w:i/>
+      <w:iCs/>
+      <w:color w:val="0F4761" w:themeColor="accent1" w:themeShade="BF"/>
+    </w:rPr>
+  </w:style>
+  <w:style w:type="character" w:customStyle="1" w:styleId="IntenseQuoteChar">
+    <w:name w:val="Intense Quote Char"/>
+    <w:basedOn w:val="DefaultParagraphFont"/>
+    <w:link w:val="IntenseQuote"/>
+    <w:uiPriority w:val="30"/>
+    <w:rsid w:val="00310C57"/>
+    <w:rPr>
+      <w:i/>
+      <w:iCs/>
+      <w:color w:val="0F4761" w:themeColor="accent1" w:themeShade="BF"/>
+    </w:rPr>
+  </w:style>
+  <w:style w:type="character" w:styleId="IntenseReference">
+    <w:name w:val="Intense Reference"/>
+    <w:basedOn w:val="DefaultParagraphFont"/>
+    <w:uiPriority w:val="32"/>
+    <w:qFormat/>
+    <w:rsid w:val="00310C57"/>
+    <w:rPr>
+      <w:b/>
+      <w:bCs/>
+      <w:smallCaps/>
+      <w:color w:val="0F4761" w:themeColor="accent1" w:themeShade="BF"/>
+      <w:spacing w:val="5"/>
+    </w:rPr>
+  </w:style>
   <w:style w:type="character" w:styleId="Hyperlink">
     <w:name w:val="Hyperlink"/>
     <w:basedOn w:val="DefaultParagraphFont"/>
     <w:uiPriority w:val="99"/>
     <w:unhideWhenUsed/>
-    <w:rsid w:val="00861DA1"/>
-    <w:rPr>
-      <w:color w:val="0563C1" w:themeColor="hyperlink"/>
+    <w:rsid w:val="00485E9E"/>
+    <w:rPr>
+      <w:color w:val="467886" w:themeColor="hyperlink"/>
       <w:u w:val="single"/>
     </w:rPr>
   </w:style>
@@ -888,22 +1640,38 @@
     <w:uiPriority w:val="99"/>
     <w:semiHidden/>
     <w:unhideWhenUsed/>
-    <w:rsid w:val="00861DA1"/>
+    <w:rsid w:val="00485E9E"/>
     <w:rPr>
       <w:color w:val="605E5C"/>
       <w:shd w:val="clear" w:color="auto" w:fill="E1DFDD"/>
     </w:rPr>
   </w:style>
-  <w:style w:type="character" w:styleId="FollowedHyperlink">
-    <w:name w:val="FollowedHyperlink"/>
+  <w:style w:type="paragraph" w:styleId="FootnoteText">
+    <w:name w:val="footnote text"/>
+    <w:basedOn w:val="Normal"/>
+    <w:link w:val="FootnoteTextChar"/>
+    <w:uiPriority w:val="99"/>
+    <w:semiHidden/>
+    <w:unhideWhenUsed/>
+    <w:rsid w:val="0075522D"/>
+    <w:pPr>
+      <w:spacing w:after="0" w:line="240" w:lineRule="auto"/>
+    </w:pPr>
+    <w:rPr>
+      <w:sz w:val="20"/>
+      <w:szCs w:val="20"/>
+    </w:rPr>
+  </w:style>
+  <w:style w:type="character" w:customStyle="1" w:styleId="FootnoteTextChar">
+    <w:name w:val="Footnote Text Char"/>
     <w:basedOn w:val="DefaultParagraphFont"/>
+    <w:link w:val="FootnoteText"/>
     <w:uiPriority w:val="99"/>
     <w:semiHidden/>
-    <w:unhideWhenUsed/>
-    <w:rsid w:val="0069657C"/>
-    <w:rPr>
-      <w:color w:val="954F72" w:themeColor="followedHyperlink"/>
-      <w:u w:val="single"/>
+    <w:rsid w:val="0075522D"/>
+    <w:rPr>
+      <w:sz w:val="20"/>
+      <w:szCs w:val="20"/>
     </w:rPr>
   </w:style>
 </w:styles>
@@ -920,39 +1688,39 @@
         <a:sysClr val="window" lastClr="FFFFFF"/>
       </a:lt1>
       <a:dk2>
-        <a:srgbClr val="44546A"/>
+        <a:srgbClr val="0E2841"/>
       </a:dk2>
       <a:lt2>
-        <a:srgbClr val="E7E6E6"/>
+        <a:srgbClr val="E8E8E8"/>
       </a:lt2>
       <a:accent1>
-        <a:srgbClr val="4472C4"/>
+        <a:srgbClr val="156082"/>
       </a:accent1>
       <a:accent2>
-        <a:srgbClr val="ED7D31"/>
+        <a:srgbClr val="E97132"/>
       </a:accent2>
       <a:accent3>
-        <a:srgbClr val="A5A5A5"/>
+        <a:srgbClr val="196B24"/>
       </a:accent3>
       <a:accent4>
-        <a:srgbClr val="FFC000"/>
+        <a:srgbClr val="0F9ED5"/>
       </a:accent4>
       <a:accent5>
-        <a:srgbClr val="5B9BD5"/>
+        <a:srgbClr val="A02B93"/>
       </a:accent5>
       <a:accent6>
-        <a:srgbClr val="70AD47"/>
+        <a:srgbClr val="4EA72E"/>
       </a:accent6>
       <a:hlink>
-        <a:srgbClr val="0563C1"/>
+        <a:srgbClr val="467886"/>
       </a:hlink>
       <a:folHlink>
-        <a:srgbClr val="954F72"/>
+        <a:srgbClr val="96607D"/>
       </a:folHlink>
     </a:clrScheme>
     <a:fontScheme name="Office">
       <a:majorFont>
-        <a:latin typeface="Calibri Light" panose="020F0302020204030204"/>
+        <a:latin typeface="Aptos Display" panose="02110004020202020204"/>
         <a:ea typeface=""/>
         <a:cs typeface=""/>
         <a:font script="Jpan" typeface="游ゴシック Light"/>
@@ -1004,10 +1772,10 @@
         <a:font script="Tfng" typeface="Ebrima"/>
       </a:majorFont>
       <a:minorFont>
-        <a:latin typeface="Calibri" panose="020F0502020204030204"/>
+        <a:latin typeface="Aptos" panose="02110004020202020204"/>
         <a:ea typeface=""/>
         <a:cs typeface=""/>
-        <a:font script="Jpan" typeface="游明朝"/>
+        <a:font script="Jpan" typeface="游ゴシック"/>
         <a:font script="Hang" typeface="맑은 고딕"/>
         <a:font script="Hans" typeface="等线"/>
         <a:font script="Hant" typeface="新細明體"/>
@@ -1202,4 +1970,16 @@
     </a:ext>
   </a:extLst>
 </a:theme>
+</file>
+
+<file path=customXml/item1.xml><?xml version="1.0" encoding="utf-8"?>
+<b:Sources xmlns:b="http://schemas.openxmlformats.org/officeDocument/2006/bibliography" xmlns="http://schemas.openxmlformats.org/officeDocument/2006/bibliography" SelectedStyle="\APASixthEditionOfficeOnline.xsl" StyleName="APA" Version="6"/>
+</file>
+
+<file path=customXml/itemProps1.xml><?xml version="1.0" encoding="utf-8"?>
+<ds:datastoreItem xmlns:ds="http://schemas.openxmlformats.org/officeDocument/2006/customXml" ds:itemID="{987AF1DA-ACE1-4EC3-A8A8-FEF7AEEE7CE7}">
+  <ds:schemaRefs>
+    <ds:schemaRef ds:uri="http://schemas.openxmlformats.org/officeDocument/2006/bibliography"/>
+  </ds:schemaRefs>
+</ds:datastoreItem>
 </file>